--- a/交付成果/第三轮修订版/第三轮4周版/读书会03_四护卫禅实修_4周资料包（第三版修订）/Word版/第1周_四护卫禅总论与慈心禅_学员版.docx
+++ b/交付成果/第三轮修订版/第三轮4周版/读书会03_四护卫禅实修_4周资料包（第三版修订）/Word版/第1周_四护卫禅总论与慈心禅_学员版.docx
@@ -1263,7 +1263,7 @@
                 <w:color w:val="333333"/>
                 <w:sz w:val="22"/>
               </w:rPr>
-              <w:t>[00:06:26] 我们除了就是简单地修佛随念呢，我们还有佛随念见塔。后面如果大家每个都认真学习呢，我们就有可能再给大家多学习业处。但我们每个业处自己都不能够很好地练习呢，新教业处给你们也没有用。</w:t>
+              <w:t>[00:06:26] 我们除了就是简单地修佛随念呢，我们还有佛随念建塔。后面如果大家每个都认真学习呢，我们就有可能再给大家多学习业处。但我们每个业处自己都不能够很好地练习呢，新教业处给你们也没有用。</w:t>
             </w:r>
           </w:p>
         </w:tc>
@@ -2969,7 +2969,7 @@
                 <w:color w:val="333333"/>
                 <w:sz w:val="22"/>
               </w:rPr>
-              <w:t>[00:09:38] 同时呢，如果一些人他不适合（一上来就）修入出息念——很紧张、控制、抓取，或者他根本很难觉知呼吸——那么可以修佛随念、可以修慈心扫描、佛随念见塔，也可以修三十二身分，就是这些目标所缘比较多的这样的一种业处。</w:t>
+              <w:t>[00:09:38] 同时呢，如果一些人他不适合（一上来就）修入出息念——很紧张、控制、抓取，或者他根本很难觉知呼吸——那么可以修佛随念、可以修慈心扫描、佛随念建塔，也可以修三十二身分，就是这些目标所缘比较多的这样的一种业处。</w:t>
             </w:r>
           </w:p>
         </w:tc>
@@ -4529,7 +4529,7 @@
                 <w:color w:val="333333"/>
                 <w:sz w:val="22"/>
               </w:rPr>
-              <w:t>（注：尊者随后在此列举了散播慈爱的十种十一种功德——逐条详说见本周材料③，此处从略；尊者带领大家实修的段落详见本周材料②，此处从略。）</w:t>
+              <w:t>（注：尊者随后在此列举了散播慈爱的十一种功德——逐条详说见本周材料③，此处从略；尊者带领大家实修的段落详见本周材料②，此处从略。）</w:t>
             </w:r>
           </w:p>
         </w:tc>

--- a/交付成果/第三轮修订版/第三轮4周版/读书会03_四护卫禅实修_4周资料包（第三版修订）/Word版/第1周_四护卫禅总论与慈心禅_学员版.docx
+++ b/交付成果/第三轮修订版/第三轮4周版/读书会03_四护卫禅实修_4周资料包（第三版修订）/Word版/第1周_四护卫禅总论与慈心禅_学员版.docx
@@ -6140,7 +6140,7 @@
                 <w:color w:val="333333"/>
                 <w:sz w:val="22"/>
               </w:rPr>
-              <w:t>[00:00:29] 佛陀说，慈心呢有十一种利益。第一个呢，可以睡眠舒适；醒来舒适，不会做噩梦；受人喜爱，受非人喜爱，受天人守护；不受火毒和武器的影响；心易得定，肤色明亮，临终不昏迷；若无（更高的证量），投生梵天道。（注：转写"十一种不益"校对为"十一种利益"；"受天然的守护"校对为"受天人守护"；"临终不光明"校对为"临终不昏迷"。）那么这个睡眠舒适、醒来舒适、无噩梦、受人喜爱、受非人喜爱、天人守护，这是（修慈心者）普遍（能得）的。</w:t>
+              <w:t>[00:00:29] 佛陀说，慈心呢有十一种利益。第一个呢，可以睡眠舒适；醒来舒适，不会做噩梦；受人喜爱，受非人喜爱，受天人守护；不受火毒和武器的影响；心易得定，肤色明亮，临终不昏迷；若无（更高的证量），投生梵天道。那么这个睡眠舒适、醒来舒适、无噩梦、受人喜爱、受非人喜爱、天人守护，这是（修慈心者）普遍（能得）的。</w:t>
             </w:r>
           </w:p>
         </w:tc>
